--- a/test/docx/golden/mark_div.docx
+++ b/test/docx/golden/mark_div.docx
@@ -105,6 +105,7 @@
           <w:ilvl w:val="0"/>
           <w:numId w:val="1001"/>
         </w:numPr>
+        <w:spacing w:before="240"/>
       </w:pPr>
       <w:r>
         <w:rPr>
